--- a/Entregatzeko dokumentuak/FLUTTER/Flutter_dokumentazioa.docx
+++ b/Entregatzeko dokumentuak/FLUTTER/Flutter_dokumentazioa.docx
@@ -4684,19 +4684,11 @@
       </w:r>
       <w:proofErr w:type="spellStart"/>
       <w:r>
-        <w:t>erabaki</w:t>
-      </w:r>
-      <w:proofErr w:type="spellEnd"/>
-      <w:r>
-        <w:t xml:space="preserve"> </w:t>
-      </w:r>
-      <w:proofErr w:type="spellStart"/>
-      <w:r>
-        <w:t>beharrik</w:t>
-      </w:r>
-      <w:proofErr w:type="spellEnd"/>
-      <w:r>
-        <w:t xml:space="preserve"> gabe </w:t>
+        <w:t>momentuan</w:t>
+      </w:r>
+      <w:proofErr w:type="spellEnd"/>
+      <w:r>
+        <w:t xml:space="preserve"> </w:t>
       </w:r>
       <w:proofErr w:type="spellStart"/>
       <w:r>
@@ -4704,23 +4696,47 @@
       </w:r>
       <w:proofErr w:type="spellEnd"/>
       <w:r>
-        <w:t xml:space="preserve"> bat </w:t>
-      </w:r>
-      <w:proofErr w:type="spellStart"/>
-      <w:r>
-        <w:t>jasotzen</w:t>
-      </w:r>
-      <w:proofErr w:type="spellEnd"/>
-      <w:r>
-        <w:t xml:space="preserve"> </w:t>
-      </w:r>
-      <w:proofErr w:type="spellStart"/>
-      <w:r>
-        <w:t>dute</w:t>
-      </w:r>
-      <w:proofErr w:type="spellEnd"/>
-      <w:r>
-        <w:t>.</w:t>
+        <w:t xml:space="preserve"> </w:t>
+      </w:r>
+      <w:proofErr w:type="spellStart"/>
+      <w:r>
+        <w:t>ezinean</w:t>
+      </w:r>
+      <w:proofErr w:type="spellEnd"/>
+      <w:r>
+        <w:t xml:space="preserve"> </w:t>
+      </w:r>
+      <w:proofErr w:type="spellStart"/>
+      <w:r>
+        <w:t>egonez</w:t>
+      </w:r>
+      <w:proofErr w:type="spellEnd"/>
+      <w:r>
+        <w:t xml:space="preserve"> </w:t>
+      </w:r>
+      <w:proofErr w:type="spellStart"/>
+      <w:r>
+        <w:t>gero</w:t>
+      </w:r>
+      <w:proofErr w:type="spellEnd"/>
+      <w:r>
+        <w:t xml:space="preserve">, </w:t>
+      </w:r>
+      <w:proofErr w:type="spellStart"/>
+      <w:r>
+        <w:t>aukeratzen</w:t>
+      </w:r>
+      <w:proofErr w:type="spellEnd"/>
+      <w:r>
+        <w:t xml:space="preserve"> </w:t>
+      </w:r>
+      <w:proofErr w:type="spellStart"/>
+      <w:r>
+        <w:t>laguntzen</w:t>
+      </w:r>
+      <w:proofErr w:type="spellEnd"/>
+      <w:r>
+        <w:t xml:space="preserve"> du.</w:t>
       </w:r>
     </w:p>
     <w:p>
@@ -5141,6 +5157,150 @@
       <w:proofErr w:type="spellEnd"/>
       <w:r>
         <w:t>.</w:t>
+      </w:r>
+    </w:p>
+    <w:p>
+      <w:pPr>
+        <w:numPr>
+          <w:ilvl w:val="0"/>
+          <w:numId w:val="2"/>
+        </w:numPr>
+      </w:pPr>
+      <w:proofErr w:type="spellStart"/>
+      <w:r>
+        <w:t>Erabiltzaileak</w:t>
+      </w:r>
+      <w:proofErr w:type="spellEnd"/>
+      <w:r>
+        <w:t xml:space="preserve"> </w:t>
+      </w:r>
+      <w:proofErr w:type="spellStart"/>
+      <w:r>
+        <w:t>momentuan</w:t>
+      </w:r>
+      <w:proofErr w:type="spellEnd"/>
+      <w:r>
+        <w:t xml:space="preserve"> </w:t>
+      </w:r>
+      <w:proofErr w:type="spellStart"/>
+      <w:r>
+        <w:t>nahiago</w:t>
+      </w:r>
+      <w:proofErr w:type="spellEnd"/>
+      <w:r>
+        <w:t xml:space="preserve"> </w:t>
+      </w:r>
+      <w:proofErr w:type="spellStart"/>
+      <w:r>
+        <w:t>duen</w:t>
+      </w:r>
+      <w:proofErr w:type="spellEnd"/>
+      <w:r>
+        <w:t xml:space="preserve"> platera </w:t>
+      </w:r>
+      <w:proofErr w:type="spellStart"/>
+      <w:r>
+        <w:t>aukeratuko</w:t>
+      </w:r>
+      <w:proofErr w:type="spellEnd"/>
+      <w:r>
+        <w:t xml:space="preserve"> du.</w:t>
+      </w:r>
+    </w:p>
+    <w:p>
+      <w:pPr>
+        <w:numPr>
+          <w:ilvl w:val="0"/>
+          <w:numId w:val="2"/>
+        </w:numPr>
+      </w:pPr>
+      <w:proofErr w:type="spellStart"/>
+      <w:r>
+        <w:t>Kartako</w:t>
+      </w:r>
+      <w:proofErr w:type="spellEnd"/>
+      <w:r>
+        <w:t xml:space="preserve"> </w:t>
+      </w:r>
+      <w:proofErr w:type="spellStart"/>
+      <w:r>
+        <w:t>plater</w:t>
+      </w:r>
+      <w:proofErr w:type="spellEnd"/>
+      <w:r>
+        <w:t xml:space="preserve"> </w:t>
+      </w:r>
+      <w:proofErr w:type="spellStart"/>
+      <w:r>
+        <w:t>guztiak</w:t>
+      </w:r>
+      <w:proofErr w:type="spellEnd"/>
+      <w:r>
+        <w:t xml:space="preserve"> </w:t>
+      </w:r>
+      <w:proofErr w:type="spellStart"/>
+      <w:r>
+        <w:t>pasatakoan</w:t>
+      </w:r>
+      <w:proofErr w:type="spellEnd"/>
+      <w:r>
+        <w:t xml:space="preserve">, </w:t>
+      </w:r>
+      <w:proofErr w:type="spellStart"/>
+      <w:r>
+        <w:t>erabiltzaileak</w:t>
+      </w:r>
+      <w:proofErr w:type="spellEnd"/>
+      <w:r>
+        <w:t xml:space="preserve"> </w:t>
+      </w:r>
+      <w:proofErr w:type="spellStart"/>
+      <w:r>
+        <w:t>gehiago</w:t>
+      </w:r>
+      <w:proofErr w:type="spellEnd"/>
+      <w:r>
+        <w:t xml:space="preserve"> </w:t>
+      </w:r>
+      <w:proofErr w:type="spellStart"/>
+      <w:r>
+        <w:t>nahi</w:t>
+      </w:r>
+      <w:proofErr w:type="spellEnd"/>
+      <w:r>
+        <w:t xml:space="preserve"> </w:t>
+      </w:r>
+      <w:proofErr w:type="spellStart"/>
+      <w:r>
+        <w:t>duen</w:t>
+      </w:r>
+      <w:proofErr w:type="spellEnd"/>
+      <w:r>
+        <w:t xml:space="preserve"> platera </w:t>
+      </w:r>
+      <w:proofErr w:type="spellStart"/>
+      <w:r>
+        <w:t>agertuko</w:t>
+      </w:r>
+      <w:proofErr w:type="spellEnd"/>
+      <w:r>
+        <w:t xml:space="preserve"> da </w:t>
+      </w:r>
+      <w:proofErr w:type="spellStart"/>
+      <w:r>
+        <w:t>irabazle</w:t>
+      </w:r>
+      <w:proofErr w:type="spellEnd"/>
+      <w:r>
+        <w:t xml:space="preserve"> </w:t>
+      </w:r>
+      <w:proofErr w:type="spellStart"/>
+      <w:r>
+        <w:t>bezala</w:t>
+      </w:r>
+      <w:proofErr w:type="spellEnd"/>
+      <w:r>
+        <w:t xml:space="preserve">. </w:t>
       </w:r>
     </w:p>
     <w:p/>
